--- a/docs/NOI-DUNG-THUYET-TRINH-BUOC-1-2.docx
+++ b/docs/NOI-DUNG-THUYET-TRINH-BUOC-1-2.docx
@@ -4226,6 +4226,35 @@
     </w:p>
     <w:p>
       <w:pPr>
+        <w:pStyle w:val="Heading2"/>
+      </w:pPr>
+      <w:r>
+        <w:t>Slide 22 — ERD tổng thể — 17 bảng</w:t>
+      </w:r>
+    </w:p>
+    <w:p>
+      <w:pPr>
+        <w:pStyle w:val="ListBullet"/>
+      </w:pPr>
+      <w:r>
+        <w:t>17 bảng, 138 cột và 28 khóa ngoại; cùng mô hình với các ERD chi tiết.</w:t>
+      </w:r>
+    </w:p>
+    <w:p>
+      <w:pPr>
+        <w:pStyle w:val="ListBullet"/>
+      </w:pPr>
+      <w:r>
+        <w:t>Bản xuất chính thức từ dbdiagram.io: diagrams/quanlytro-dbdiagram-official.svg.</w:t>
+      </w:r>
+    </w:p>
+    <w:p>
+      <w:r>
+        <w:br w:type="page"/>
+      </w:r>
+    </w:p>
+    <w:p>
+      <w:pPr>
         <w:pStyle w:val="Heading1"/>
       </w:pPr>
       <w:r>
@@ -7166,7 +7195,7 @@
         <w:pStyle w:val="ListBullet"/>
       </w:pPr>
       <w:r>
-        <w:t>ERD PDF.</w:t>
+        <w:t>ERD chính thức — SVG, PNG, PDF.</w:t>
       </w:r>
     </w:p>
     <w:p>

--- a/docs/NOI-DUNG-THUYET-TRINH-BUOC-1-2.docx
+++ b/docs/NOI-DUNG-THUYET-TRINH-BUOC-1-2.docx
@@ -7224,7 +7224,7 @@
     </w:p>
     <w:p>
       <w:r>
-        <w:t>Đây là mô hình mục tiêu của bước 1–2. Backend 29 bảng V1–V9 là prototype riêng; chưa có migration/API chạy trên mô hình 17 bảng. Kết quả 40 ca và một ca đồng thời là kiểm tra SQL thiết kế trên database tạm, không phải kết quả kiểm thử API hoặc điểm chấm của giảng viên.</w:t>
+        <w:t>Hồ sơ bước 1–2 dùng mô hình 17 bảng. Backend đã được triển khai theo mô hình này bằng Flyway V10, giữ nguyên V1–V9 và lưu dữ liệu prototype trong schema prototype_v9. Kết quả 40 ca SQL thiết kế được tách khỏi kiểm chứng backend/API; xem BACKEND-17-TABLES.md và backend-validation.json cho phần triển khai.</w:t>
       </w:r>
     </w:p>
     <w:sectPr>

--- a/docs/NOI-DUNG-THUYET-TRINH-BUOC-1-2.docx
+++ b/docs/NOI-DUNG-THUYET-TRINH-BUOC-1-2.docx
@@ -36,7 +36,19 @@
         <w:t>Nhóm:</w:t>
       </w:r>
       <w:r>
-        <w:t xml:space="preserve"> ………………………………</w:t>
+        <w:t xml:space="preserve"> gehihi</w:t>
+      </w:r>
+    </w:p>
+    <w:p>
+      <w:r/>
+      <w:r>
+        <w:rPr>
+          <w:b/>
+        </w:rPr>
+        <w:t>Thành viên:</w:t>
+      </w:r>
+      <w:r>
+        <w:t xml:space="preserve"> Nguyễn Doãn Huy, Phan Văn Hiếu, Nguyễn Trần Tuấn Khôi, Nie Phương Anh, Trần Đức Nguyên, Nguyễn Quang Trung.</w:t>
       </w:r>
     </w:p>
     <w:p>
@@ -74,6 +86,22 @@
       </w:pPr>
       <w:r>
         <w:t>Một chủ nhà, nhiều khu; ba tác nhân ADMIN / STAFF / TENANT</w:t>
+      </w:r>
+    </w:p>
+    <w:p>
+      <w:pPr>
+        <w:pStyle w:val="ListBullet"/>
+      </w:pPr>
+      <w:r>
+        <w:t>Nhóm: gehihi</w:t>
+      </w:r>
+    </w:p>
+    <w:p>
+      <w:pPr>
+        <w:pStyle w:val="ListBullet"/>
+      </w:pPr>
+      <w:r>
+        <w:t>Thành viên: Nguyễn Doãn Huy, Phan Văn Hiếu, Nguyễn Trần Tuấn Khôi, Nie Phương Anh, Trần Đức Nguyên, Nguyễn Quang Trung</w:t>
       </w:r>
     </w:p>
     <w:p>
@@ -348,7 +376,7 @@
               <w:rPr>
                 <w:sz w:val="18"/>
               </w:rPr>
-              <w:t>Xem hợp đồng, hóa đơn, giao dịch; gửi và theo dõi sự cố</w:t>
+              <w:t>Xem hợp đồng, hóa đơn đã phát hành, giao dịch; gửi và theo dõi sự cố</w:t>
             </w:r>
           </w:p>
         </w:tc>
@@ -594,7 +622,7 @@
               <w:rPr>
                 <w:sz w:val="18"/>
               </w:rPr>
-              <w:t>Tạo khu/phòng; cập nhật phòng; chuyển phòng bảo trì</w:t>
+              <w:t>Tạo, cập nhật khu/phòng; ngừng khu; xóa phòng chưa có phụ thuộc</w:t>
             </w:r>
           </w:p>
         </w:tc>
@@ -610,7 +638,7 @@
               <w:rPr>
                 <w:sz w:val="18"/>
               </w:rPr>
-              <w:t>ADMIN; STAFF theo quyền</w:t>
+              <w:t>ADMIN; STAFF chỉ sửa phòng trong khu được giao</w:t>
             </w:r>
           </w:p>
         </w:tc>
@@ -663,7 +691,7 @@
               <w:rPr>
                 <w:sz w:val="18"/>
               </w:rPr>
-              <w:t>ADMIN; tra cứu có giới hạn</w:t>
+              <w:t>ADMIN tạo/sửa; STAFF/TENANT xem theo phạm vi</w:t>
             </w:r>
           </w:p>
         </w:tc>
@@ -747,8 +775,9 @@
         <w:tblLook w:firstColumn="1" w:firstRow="1" w:lastColumn="0" w:lastRow="0" w:noHBand="0" w:noVBand="1" w:val="04A0"/>
       </w:tblPr>
       <w:tblGrid>
-        <w:gridCol w:w="5046"/>
-        <w:gridCol w:w="5046"/>
+        <w:gridCol w:w="3364"/>
+        <w:gridCol w:w="3364"/>
+        <w:gridCol w:w="3364"/>
       </w:tblGrid>
       <w:tr>
         <w:trPr>
@@ -757,7 +786,7 @@
         </w:trPr>
         <w:tc>
           <w:tcPr>
-            <w:tcW w:type="dxa" w:w="5046"/>
+            <w:tcW w:type="dxa" w:w="3364"/>
           </w:tcPr>
           <w:p>
             <w:pPr>
@@ -774,7 +803,7 @@
         </w:tc>
         <w:tc>
           <w:tcPr>
-            <w:tcW w:type="dxa" w:w="5046"/>
+            <w:tcW w:type="dxa" w:w="3364"/>
           </w:tcPr>
           <w:p>
             <w:pPr>
@@ -786,6 +815,23 @@
                 <w:sz w:val="18"/>
               </w:rPr>
               <w:t>Use Case chính</w:t>
+            </w:r>
+          </w:p>
+        </w:tc>
+        <w:tc>
+          <w:tcPr>
+            <w:tcW w:type="dxa" w:w="3364"/>
+          </w:tcPr>
+          <w:p>
+            <w:pPr>
+              <w:spacing w:after="60"/>
+            </w:pPr>
+            <w:r>
+              <w:rPr>
+                <w:b/>
+                <w:sz w:val="18"/>
+              </w:rPr>
+              <w:t>Tác nhân</w:t>
             </w:r>
           </w:p>
         </w:tc>
@@ -796,7 +842,7 @@
         </w:trPr>
         <w:tc>
           <w:tcPr>
-            <w:tcW w:type="dxa" w:w="5046"/>
+            <w:tcW w:type="dxa" w:w="3364"/>
           </w:tcPr>
           <w:p>
             <w:pPr>
@@ -812,7 +858,7 @@
         </w:tc>
         <w:tc>
           <w:tcPr>
-            <w:tcW w:type="dxa" w:w="5046"/>
+            <w:tcW w:type="dxa" w:w="3364"/>
           </w:tcPr>
           <w:p>
             <w:pPr>
@@ -823,6 +869,22 @@
                 <w:sz w:val="18"/>
               </w:rPr>
               <w:t>Thiết lập đơn giá và ngưỡng cảnh báo theo khu</w:t>
+            </w:r>
+          </w:p>
+        </w:tc>
+        <w:tc>
+          <w:tcPr>
+            <w:tcW w:type="dxa" w:w="3364"/>
+          </w:tcPr>
+          <w:p>
+            <w:pPr>
+              <w:spacing w:after="60"/>
+            </w:pPr>
+            <w:r>
+              <w:rPr>
+                <w:sz w:val="18"/>
+              </w:rPr>
+              <w:t>ADMIN</w:t>
             </w:r>
           </w:p>
         </w:tc>
@@ -833,7 +895,7 @@
         </w:trPr>
         <w:tc>
           <w:tcPr>
-            <w:tcW w:type="dxa" w:w="5046"/>
+            <w:tcW w:type="dxa" w:w="3364"/>
           </w:tcPr>
           <w:p>
             <w:pPr>
@@ -849,17 +911,33 @@
         </w:tc>
         <w:tc>
           <w:tcPr>
-            <w:tcW w:type="dxa" w:w="5046"/>
-          </w:tcPr>
-          <w:p>
-            <w:pPr>
-              <w:spacing w:after="60"/>
-            </w:pPr>
-            <w:r>
-              <w:rPr>
-                <w:sz w:val="18"/>
-              </w:rPr>
-              <w:t>Ghi chỉ số; sửa chỉ số cuối; kiểm tra cảnh báo</w:t>
+            <w:tcW w:type="dxa" w:w="3364"/>
+          </w:tcPr>
+          <w:p>
+            <w:pPr>
+              <w:spacing w:after="60"/>
+            </w:pPr>
+            <w:r>
+              <w:rPr>
+                <w:sz w:val="18"/>
+              </w:rPr>
+              <w:t>Ghi/sửa chỉ số cuối; kiểm tra cảnh báo</w:t>
+            </w:r>
+          </w:p>
+        </w:tc>
+        <w:tc>
+          <w:tcPr>
+            <w:tcW w:type="dxa" w:w="3364"/>
+          </w:tcPr>
+          <w:p>
+            <w:pPr>
+              <w:spacing w:after="60"/>
+            </w:pPr>
+            <w:r>
+              <w:rPr>
+                <w:sz w:val="18"/>
+              </w:rPr>
+              <w:t>ADMIN / STAFF</w:t>
             </w:r>
           </w:p>
         </w:tc>
@@ -870,7 +948,7 @@
         </w:trPr>
         <w:tc>
           <w:tcPr>
-            <w:tcW w:type="dxa" w:w="5046"/>
+            <w:tcW w:type="dxa" w:w="3364"/>
           </w:tcPr>
           <w:p>
             <w:pPr>
@@ -886,17 +964,33 @@
         </w:tc>
         <w:tc>
           <w:tcPr>
-            <w:tcW w:type="dxa" w:w="5046"/>
-          </w:tcPr>
-          <w:p>
-            <w:pPr>
-              <w:spacing w:after="60"/>
-            </w:pPr>
-            <w:r>
-              <w:rPr>
-                <w:sz w:val="18"/>
-              </w:rPr>
-              <w:t>Lập nháp; xóa nháp; phát hành; tra cứu hóa đơn</w:t>
+            <w:tcW w:type="dxa" w:w="3364"/>
+          </w:tcPr>
+          <w:p>
+            <w:pPr>
+              <w:spacing w:after="60"/>
+            </w:pPr>
+            <w:r>
+              <w:rPr>
+                <w:sz w:val="18"/>
+              </w:rPr>
+              <w:t>Lập/xóa nháp; phát hành; tra cứu hóa đơn</w:t>
+            </w:r>
+          </w:p>
+        </w:tc>
+        <w:tc>
+          <w:tcPr>
+            <w:tcW w:type="dxa" w:w="3364"/>
+          </w:tcPr>
+          <w:p>
+            <w:pPr>
+              <w:spacing w:after="60"/>
+            </w:pPr>
+            <w:r>
+              <w:rPr>
+                <w:sz w:val="18"/>
+              </w:rPr>
+              <w:t>ADMIN / STAFF; TENANT xem bản phát hành</w:t>
             </w:r>
           </w:p>
         </w:tc>
@@ -907,7 +1001,7 @@
         </w:trPr>
         <w:tc>
           <w:tcPr>
-            <w:tcW w:type="dxa" w:w="5046"/>
+            <w:tcW w:type="dxa" w:w="3364"/>
           </w:tcPr>
           <w:p>
             <w:pPr>
@@ -923,17 +1017,33 @@
         </w:tc>
         <w:tc>
           <w:tcPr>
-            <w:tcW w:type="dxa" w:w="5046"/>
-          </w:tcPr>
-          <w:p>
-            <w:pPr>
-              <w:spacing w:after="60"/>
-            </w:pPr>
-            <w:r>
-              <w:rPr>
-                <w:sz w:val="18"/>
-              </w:rPr>
-              <w:t>Ghi nhận thanh toán; tra cứu công nợ; tổng hợp tiền thu</w:t>
+            <w:tcW w:type="dxa" w:w="3364"/>
+          </w:tcPr>
+          <w:p>
+            <w:pPr>
+              <w:spacing w:after="60"/>
+            </w:pPr>
+            <w:r>
+              <w:rPr>
+                <w:sz w:val="18"/>
+              </w:rPr>
+              <w:t>Ghi nhận thanh toán; tra cứu công nợ; tổng hợp thu</w:t>
+            </w:r>
+          </w:p>
+        </w:tc>
+        <w:tc>
+          <w:tcPr>
+            <w:tcW w:type="dxa" w:w="3364"/>
+          </w:tcPr>
+          <w:p>
+            <w:pPr>
+              <w:spacing w:after="60"/>
+            </w:pPr>
+            <w:r>
+              <w:rPr>
+                <w:sz w:val="18"/>
+              </w:rPr>
+              <w:t>ADMIN / STAFF; TENANT xem của mình</w:t>
             </w:r>
           </w:p>
         </w:tc>
@@ -944,7 +1054,7 @@
         </w:trPr>
         <w:tc>
           <w:tcPr>
-            <w:tcW w:type="dxa" w:w="5046"/>
+            <w:tcW w:type="dxa" w:w="3364"/>
           </w:tcPr>
           <w:p>
             <w:pPr>
@@ -960,7 +1070,7 @@
         </w:tc>
         <w:tc>
           <w:tcPr>
-            <w:tcW w:type="dxa" w:w="5046"/>
+            <w:tcW w:type="dxa" w:w="3364"/>
           </w:tcPr>
           <w:p>
             <w:pPr>
@@ -971,6 +1081,22 @@
                 <w:sz w:val="18"/>
               </w:rPr>
               <w:t>Chốt kỳ cuối; quyết toán; cấn cọc; xác định hoàn/thu thêm</w:t>
+            </w:r>
+          </w:p>
+        </w:tc>
+        <w:tc>
+          <w:tcPr>
+            <w:tcW w:type="dxa" w:w="3364"/>
+          </w:tcPr>
+          <w:p>
+            <w:pPr>
+              <w:spacing w:after="60"/>
+            </w:pPr>
+            <w:r>
+              <w:rPr>
+                <w:sz w:val="18"/>
+              </w:rPr>
+              <w:t>ADMIN / STAFF</w:t>
             </w:r>
           </w:p>
         </w:tc>
@@ -981,7 +1107,7 @@
         </w:trPr>
         <w:tc>
           <w:tcPr>
-            <w:tcW w:type="dxa" w:w="5046"/>
+            <w:tcW w:type="dxa" w:w="3364"/>
           </w:tcPr>
           <w:p>
             <w:pPr>
@@ -997,17 +1123,33 @@
         </w:tc>
         <w:tc>
           <w:tcPr>
-            <w:tcW w:type="dxa" w:w="5046"/>
-          </w:tcPr>
-          <w:p>
-            <w:pPr>
-              <w:spacing w:after="60"/>
-            </w:pPr>
-            <w:r>
-              <w:rPr>
-                <w:sz w:val="18"/>
-              </w:rPr>
-              <w:t>Gửi yêu cầu; đính kèm ảnh; cập nhật và theo dõi tiến độ</w:t>
+            <w:tcW w:type="dxa" w:w="3364"/>
+          </w:tcPr>
+          <w:p>
+            <w:pPr>
+              <w:spacing w:after="60"/>
+            </w:pPr>
+            <w:r>
+              <w:rPr>
+                <w:sz w:val="18"/>
+              </w:rPr>
+              <w:t>Gửi yêu cầu; đính kèm ảnh; cập nhật, theo dõi tiến độ</w:t>
+            </w:r>
+          </w:p>
+        </w:tc>
+        <w:tc>
+          <w:tcPr>
+            <w:tcW w:type="dxa" w:w="3364"/>
+          </w:tcPr>
+          <w:p>
+            <w:pPr>
+              <w:spacing w:after="60"/>
+            </w:pPr>
+            <w:r>
+              <w:rPr>
+                <w:sz w:val="18"/>
+              </w:rPr>
+              <w:t>TENANT gửi; ADMIN / STAFF xử lý</w:t>
             </w:r>
           </w:p>
         </w:tc>
@@ -1737,7 +1879,7 @@
               <w:rPr>
                 <w:sz w:val="18"/>
               </w:rPr>
-              <w:t>Thập phân chính xác; làm tròn thành tiền</w:t>
+              <w:t>Số thập phân chính xác; nợ snapshot: NUMERIC(14,2)</w:t>
             </w:r>
           </w:p>
         </w:tc>
@@ -2166,7 +2308,7 @@
               <w:rPr>
                 <w:sz w:val="18"/>
               </w:rPr>
-              <w:t>Không chồng khoảng thuê phòng hoặc khoảng cư trú của cùng thành viên</w:t>
+              <w:t>Không trùng khoảng thuê cùng phòng; cùng người không trùng khoảng trong một hợp đồng</w:t>
             </w:r>
           </w:p>
         </w:tc>
@@ -2311,6 +2453,59 @@
               <w:rPr>
                 <w:sz w:val="18"/>
               </w:rPr>
+              <w:t>0..1–0..1</w:t>
+            </w:r>
+          </w:p>
+        </w:tc>
+        <w:tc>
+          <w:tcPr>
+            <w:tcW w:type="dxa" w:w="3364"/>
+          </w:tcPr>
+          <w:p>
+            <w:pPr>
+              <w:spacing w:after="60"/>
+            </w:pPr>
+            <w:r>
+              <w:rPr>
+                <w:sz w:val="18"/>
+              </w:rPr>
+              <w:t>Tài khoản–hồ sơ; chỉ số–dòng hóa đơn</w:t>
+            </w:r>
+          </w:p>
+        </w:tc>
+        <w:tc>
+          <w:tcPr>
+            <w:tcW w:type="dxa" w:w="3364"/>
+          </w:tcPr>
+          <w:p>
+            <w:pPr>
+              <w:spacing w:after="60"/>
+            </w:pPr>
+            <w:r>
+              <w:rPr>
+                <w:sz w:val="18"/>
+              </w:rPr>
+              <w:t>FK cho phép NULL + UNIQUE</w:t>
+            </w:r>
+          </w:p>
+        </w:tc>
+      </w:tr>
+      <w:tr>
+        <w:trPr>
+          <w:cantSplit/>
+        </w:trPr>
+        <w:tc>
+          <w:tcPr>
+            <w:tcW w:type="dxa" w:w="3364"/>
+          </w:tcPr>
+          <w:p>
+            <w:pPr>
+              <w:spacing w:after="60"/>
+            </w:pPr>
+            <w:r>
+              <w:rPr>
+                <w:sz w:val="18"/>
+              </w:rPr>
               <w:t>1–0..1</w:t>
             </w:r>
           </w:p>
@@ -2327,7 +2522,7 @@
               <w:rPr>
                 <w:sz w:val="18"/>
               </w:rPr>
-              <w:t>Tài khoản–hồ sơ; hợp đồng–quyết toán</w:t>
+              <w:t>Hợp đồng–quyết toán; chỉ số–cảnh báo</w:t>
             </w:r>
           </w:p>
         </w:tc>
@@ -2343,7 +2538,7 @@
               <w:rPr>
                 <w:sz w:val="18"/>
               </w:rPr>
-              <w:t>UNIQUE trên FK; liên kết tùy chọn</w:t>
+              <w:t>FK NOT NULL + UNIQUE ở bảng con</w:t>
             </w:r>
           </w:p>
         </w:tc>
@@ -2732,7 +2927,7 @@
               <w:rPr>
                 <w:sz w:val="18"/>
               </w:rPr>
-              <w:t>Thông tin chỉ phụ thuộc một phần khóa ghép</w:t>
+              <w:t>Thuộc tính phi khóa phụ thuộc một phần khóa ứng viên ghép</w:t>
             </w:r>
           </w:p>
         </w:tc>
@@ -2748,7 +2943,7 @@
               <w:rPr>
                 <w:sz w:val="18"/>
               </w:rPr>
-              <w:t>Không lưu họ tên ở thành viên; không lưu room_id ở chỉ số</w:t>
+              <w:t>tenant_id chỉ là một phần khóa cư trú: họ tên lưu tại tenant_profiles</w:t>
             </w:r>
           </w:p>
         </w:tc>
@@ -2785,7 +2980,7 @@
               <w:rPr>
                 <w:sz w:val="18"/>
               </w:rPr>
-              <w:t>Thông tin danh mục lặp qua bảng quan hệ</w:t>
+              <w:t>Phụ thuộc bắc cầu qua thuộc tính không phải siêu khóa</w:t>
             </w:r>
           </w:p>
         </w:tc>
@@ -2801,7 +2996,7 @@
               <w:rPr>
                 <w:sz w:val="18"/>
               </w:rPr>
-              <w:t>Hồ sơ người và danh mục dịch vụ lưu tại thực thể riêng</w:t>
+              <w:t>Sự cố chỉ lưu contract_id; suy ra room_id và property_id qua JOIN</w:t>
             </w:r>
           </w:p>
         </w:tc>
@@ -3452,7 +3647,7 @@
         <w:pStyle w:val="ListBullet"/>
       </w:pPr>
       <w:r>
-        <w:t>Dữ liệu minh họa; các khoản nợ khác giả định bằng 0.</w:t>
+        <w:t>Dữ liệu minh họa: trả ngày 01/10/2026; các kỳ trước đã thanh toán, không có khoản nợ khác.</w:t>
       </w:r>
     </w:p>
     <w:p>
@@ -3916,6 +4111,22 @@
               <w:rPr>
                 <w:sz w:val="18"/>
               </w:rPr>
+              <w:t>Nguyễn Doãn Huy / MSSV: …………</w:t>
+            </w:r>
+          </w:p>
+        </w:tc>
+        <w:tc>
+          <w:tcPr>
+            <w:tcW w:type="dxa" w:w="2523"/>
+          </w:tcPr>
+          <w:p>
+            <w:pPr>
+              <w:spacing w:after="60"/>
+            </w:pPr>
+            <w:r>
+              <w:rPr>
+                <w:sz w:val="18"/>
+              </w:rPr>
               <w:t>……………………</w:t>
             </w:r>
           </w:p>
@@ -3932,23 +4143,7 @@
               <w:rPr>
                 <w:sz w:val="18"/>
               </w:rPr>
-              <w:t>………………………………</w:t>
-            </w:r>
-          </w:p>
-        </w:tc>
-        <w:tc>
-          <w:tcPr>
-            <w:tcW w:type="dxa" w:w="2523"/>
-          </w:tcPr>
-          <w:p>
-            <w:pPr>
-              <w:spacing w:after="60"/>
-            </w:pPr>
-            <w:r>
-              <w:rPr>
-                <w:sz w:val="18"/>
-              </w:rPr>
-              <w:t>Tài liệu / commit</w:t>
+              <w:t>…………</w:t>
             </w:r>
           </w:p>
         </w:tc>
@@ -3985,6 +4180,22 @@
               <w:rPr>
                 <w:sz w:val="18"/>
               </w:rPr>
+              <w:t>Phan Văn Hiếu / MSSV: …………</w:t>
+            </w:r>
+          </w:p>
+        </w:tc>
+        <w:tc>
+          <w:tcPr>
+            <w:tcW w:type="dxa" w:w="2523"/>
+          </w:tcPr>
+          <w:p>
+            <w:pPr>
+              <w:spacing w:after="60"/>
+            </w:pPr>
+            <w:r>
+              <w:rPr>
+                <w:sz w:val="18"/>
+              </w:rPr>
               <w:t>……………………</w:t>
             </w:r>
           </w:p>
@@ -4001,23 +4212,7 @@
               <w:rPr>
                 <w:sz w:val="18"/>
               </w:rPr>
-              <w:t>………………………………</w:t>
-            </w:r>
-          </w:p>
-        </w:tc>
-        <w:tc>
-          <w:tcPr>
-            <w:tcW w:type="dxa" w:w="2523"/>
-          </w:tcPr>
-          <w:p>
-            <w:pPr>
-              <w:spacing w:after="60"/>
-            </w:pPr>
-            <w:r>
-              <w:rPr>
-                <w:sz w:val="18"/>
-              </w:rPr>
-              <w:t>Tài liệu / commit</w:t>
+              <w:t>…………</w:t>
             </w:r>
           </w:p>
         </w:tc>
@@ -4054,6 +4249,22 @@
               <w:rPr>
                 <w:sz w:val="18"/>
               </w:rPr>
+              <w:t>Nguyễn Trần Tuấn Khôi / MSSV: …………</w:t>
+            </w:r>
+          </w:p>
+        </w:tc>
+        <w:tc>
+          <w:tcPr>
+            <w:tcW w:type="dxa" w:w="2523"/>
+          </w:tcPr>
+          <w:p>
+            <w:pPr>
+              <w:spacing w:after="60"/>
+            </w:pPr>
+            <w:r>
+              <w:rPr>
+                <w:sz w:val="18"/>
+              </w:rPr>
               <w:t>……………………</w:t>
             </w:r>
           </w:p>
@@ -4070,23 +4281,7 @@
               <w:rPr>
                 <w:sz w:val="18"/>
               </w:rPr>
-              <w:t>………………………………</w:t>
-            </w:r>
-          </w:p>
-        </w:tc>
-        <w:tc>
-          <w:tcPr>
-            <w:tcW w:type="dxa" w:w="2523"/>
-          </w:tcPr>
-          <w:p>
-            <w:pPr>
-              <w:spacing w:after="60"/>
-            </w:pPr>
-            <w:r>
-              <w:rPr>
-                <w:sz w:val="18"/>
-              </w:rPr>
-              <w:t>Tài liệu / commit</w:t>
+              <w:t>…………</w:t>
             </w:r>
           </w:p>
         </w:tc>
@@ -4123,6 +4318,22 @@
               <w:rPr>
                 <w:sz w:val="18"/>
               </w:rPr>
+              <w:t>Nie Phương Anh / MSSV: …………</w:t>
+            </w:r>
+          </w:p>
+        </w:tc>
+        <w:tc>
+          <w:tcPr>
+            <w:tcW w:type="dxa" w:w="2523"/>
+          </w:tcPr>
+          <w:p>
+            <w:pPr>
+              <w:spacing w:after="60"/>
+            </w:pPr>
+            <w:r>
+              <w:rPr>
+                <w:sz w:val="18"/>
+              </w:rPr>
               <w:t>……………………</w:t>
             </w:r>
           </w:p>
@@ -4139,7 +4350,7 @@
               <w:rPr>
                 <w:sz w:val="18"/>
               </w:rPr>
-              <w:t>………………………………</w:t>
+              <w:t>…………</w:t>
             </w:r>
           </w:p>
         </w:tc>
@@ -4155,7 +4366,129 @@
               <w:rPr>
                 <w:sz w:val="18"/>
               </w:rPr>
-              <w:t>Tài liệu / commit</w:t>
+              <w:t>…… %</w:t>
+            </w:r>
+          </w:p>
+        </w:tc>
+      </w:tr>
+      <w:tr>
+        <w:trPr>
+          <w:cantSplit/>
+        </w:trPr>
+        <w:tc>
+          <w:tcPr>
+            <w:tcW w:type="dxa" w:w="2523"/>
+          </w:tcPr>
+          <w:p>
+            <w:pPr>
+              <w:spacing w:after="60"/>
+            </w:pPr>
+            <w:r>
+              <w:rPr>
+                <w:sz w:val="18"/>
+              </w:rPr>
+              <w:t>Trần Đức Nguyên / MSSV: …………</w:t>
+            </w:r>
+          </w:p>
+        </w:tc>
+        <w:tc>
+          <w:tcPr>
+            <w:tcW w:type="dxa" w:w="2523"/>
+          </w:tcPr>
+          <w:p>
+            <w:pPr>
+              <w:spacing w:after="60"/>
+            </w:pPr>
+            <w:r>
+              <w:rPr>
+                <w:sz w:val="18"/>
+              </w:rPr>
+              <w:t>……………………</w:t>
+            </w:r>
+          </w:p>
+        </w:tc>
+        <w:tc>
+          <w:tcPr>
+            <w:tcW w:type="dxa" w:w="2523"/>
+          </w:tcPr>
+          <w:p>
+            <w:pPr>
+              <w:spacing w:after="60"/>
+            </w:pPr>
+            <w:r>
+              <w:rPr>
+                <w:sz w:val="18"/>
+              </w:rPr>
+              <w:t>…………</w:t>
+            </w:r>
+          </w:p>
+        </w:tc>
+        <w:tc>
+          <w:tcPr>
+            <w:tcW w:type="dxa" w:w="2523"/>
+          </w:tcPr>
+          <w:p>
+            <w:pPr>
+              <w:spacing w:after="60"/>
+            </w:pPr>
+            <w:r>
+              <w:rPr>
+                <w:sz w:val="18"/>
+              </w:rPr>
+              <w:t>…… %</w:t>
+            </w:r>
+          </w:p>
+        </w:tc>
+      </w:tr>
+      <w:tr>
+        <w:trPr>
+          <w:cantSplit/>
+        </w:trPr>
+        <w:tc>
+          <w:tcPr>
+            <w:tcW w:type="dxa" w:w="2523"/>
+          </w:tcPr>
+          <w:p>
+            <w:pPr>
+              <w:spacing w:after="60"/>
+            </w:pPr>
+            <w:r>
+              <w:rPr>
+                <w:sz w:val="18"/>
+              </w:rPr>
+              <w:t>Nguyễn Quang Trung / MSSV: …………</w:t>
+            </w:r>
+          </w:p>
+        </w:tc>
+        <w:tc>
+          <w:tcPr>
+            <w:tcW w:type="dxa" w:w="2523"/>
+          </w:tcPr>
+          <w:p>
+            <w:pPr>
+              <w:spacing w:after="60"/>
+            </w:pPr>
+            <w:r>
+              <w:rPr>
+                <w:sz w:val="18"/>
+              </w:rPr>
+              <w:t>……………………</w:t>
+            </w:r>
+          </w:p>
+        </w:tc>
+        <w:tc>
+          <w:tcPr>
+            <w:tcW w:type="dxa" w:w="2523"/>
+          </w:tcPr>
+          <w:p>
+            <w:pPr>
+              <w:spacing w:after="60"/>
+            </w:pPr>
+            <w:r>
+              <w:rPr>
+                <w:sz w:val="18"/>
+              </w:rPr>
+              <w:t>…………</w:t>
             </w:r>
           </w:p>
         </w:tc>
@@ -7188,6 +7521,14 @@
       </w:pPr>
       <w:r>
         <w:t>DBML, SQL, view và trigger.</w:t>
+      </w:r>
+    </w:p>
+    <w:p>
+      <w:pPr>
+        <w:pStyle w:val="ListBullet"/>
+      </w:pPr>
+      <w:r>
+        <w:t>ERD trực tuyến trên dbdiagram.io.</w:t>
       </w:r>
     </w:p>
     <w:p>
